--- a/docs/prd-docx-v2/服务商端App/经营概览.docx
+++ b/docs/prd-docx-v2/服务商端App/经营概览.docx
@@ -1442,7 +1442,7 @@
                 <w:rFonts w:ascii="宋体" w:hAnsi="宋体" w:eastAsia="宋体"/>
                 <w:sz w:val="21"/>
               </w:rPr>
-              <w:t>`mock-data.js` / `mobile-app.js`</w:t>
+              <w:t>`原型数据` / `mobile-app.js`</w:t>
             </w:r>
           </w:p>
         </w:tc>
@@ -1486,7 +1486,7 @@
                 <w:rFonts w:ascii="宋体" w:hAnsi="宋体" w:eastAsia="宋体"/>
                 <w:sz w:val="21"/>
               </w:rPr>
-              <w:t>`mock-data.js` / `mobile-app.js`</w:t>
+              <w:t>`原型数据` / `mobile-app.js`</w:t>
             </w:r>
           </w:p>
         </w:tc>
@@ -1530,7 +1530,7 @@
                 <w:rFonts w:ascii="宋体" w:hAnsi="宋体" w:eastAsia="宋体"/>
                 <w:sz w:val="21"/>
               </w:rPr>
-              <w:t>`mock-data.js` / `mobile-app.js`</w:t>
+              <w:t>`原型数据` / `mobile-app.js`</w:t>
             </w:r>
           </w:p>
         </w:tc>
@@ -1574,7 +1574,7 @@
                 <w:rFonts w:ascii="宋体" w:hAnsi="宋体" w:eastAsia="宋体"/>
                 <w:sz w:val="21"/>
               </w:rPr>
-              <w:t>`mock-data.js` / `mobile-app.js`</w:t>
+              <w:t>`原型数据` / `mobile-app.js`</w:t>
             </w:r>
           </w:p>
         </w:tc>
@@ -1604,7 +1604,7 @@
                 <w:rFonts w:ascii="宋体" w:hAnsi="宋体" w:eastAsia="宋体"/>
                 <w:sz w:val="21"/>
               </w:rPr>
-              <w:t>`fallback.providerMessages`</w:t>
+              <w:t>业务数据</w:t>
             </w:r>
           </w:p>
         </w:tc>
@@ -1618,7 +1618,7 @@
                 <w:rFonts w:ascii="宋体" w:hAnsi="宋体" w:eastAsia="宋体"/>
                 <w:sz w:val="21"/>
               </w:rPr>
-              <w:t>`mock-data.js`</w:t>
+              <w:t>原型数据</w:t>
             </w:r>
           </w:p>
         </w:tc>
@@ -1662,7 +1662,7 @@
                 <w:rFonts w:ascii="宋体" w:hAnsi="宋体" w:eastAsia="宋体"/>
                 <w:sz w:val="21"/>
               </w:rPr>
-              <w:t>`mock-data.js` / `mobile-app.js`</w:t>
+              <w:t>`原型数据` / `mobile-app.js`</w:t>
             </w:r>
           </w:p>
         </w:tc>
@@ -1706,7 +1706,7 @@
                 <w:rFonts w:ascii="宋体" w:hAnsi="宋体" w:eastAsia="宋体"/>
                 <w:sz w:val="21"/>
               </w:rPr>
-              <w:t>`mock-data.js` / `mobile-app.js`</w:t>
+              <w:t>`原型数据` / `mobile-app.js`</w:t>
             </w:r>
           </w:p>
         </w:tc>
@@ -1750,7 +1750,7 @@
                 <w:rFonts w:ascii="宋体" w:hAnsi="宋体" w:eastAsia="宋体"/>
                 <w:sz w:val="21"/>
               </w:rPr>
-              <w:t>`mock-data.js` / `mobile-app.js`</w:t>
+              <w:t>`原型数据` / `mobile-app.js`</w:t>
             </w:r>
           </w:p>
         </w:tc>
@@ -1794,7 +1794,7 @@
                 <w:rFonts w:ascii="宋体" w:hAnsi="宋体" w:eastAsia="宋体"/>
                 <w:sz w:val="21"/>
               </w:rPr>
-              <w:t>`mock-data.js` / `mobile-app.js`</w:t>
+              <w:t>`原型数据` / `mobile-app.js`</w:t>
             </w:r>
           </w:p>
         </w:tc>
@@ -1867,7 +1867,7 @@
           <w:rFonts w:ascii="宋体" w:hAnsi="宋体" w:eastAsia="宋体"/>
           <w:sz w:val="21"/>
         </w:rPr>
-        <w:t>- 服务商已完成入驻并通过审核 - `mock-data.js` 中已存在对应门店的订单、产品、案例、消息数据</w:t>
+        <w:t>- 服务商已完成入驻并通过审核 - `原型数据` 中已存在对应门店的订单、产品、案例、消息数据</w:t>
       </w:r>
     </w:p>
     <w:p>
